--- a/deliverables/01-项目总览.docx
+++ b/deliverables/01-项目总览.docx
@@ -120,19 +120,7 @@
           <w:rFonts w:ascii="微软雅黑" w:hAnsi="微软雅黑" w:eastAsia="微软雅黑"/>
           <w:sz w:val="21"/>
         </w:rPr>
-        <w:t>的官方法规文本，</w:t>
-      </w:r>
-    </w:p>
-    <w:p>
-      <w:pPr>
-        <w:spacing w:after="80" w:line="300" w:lineRule="auto"/>
-      </w:pPr>
-      <w:r>
-        <w:rPr>
-          <w:rFonts w:ascii="微软雅黑" w:hAnsi="微软雅黑" w:eastAsia="微软雅黑"/>
-          <w:sz w:val="21"/>
-        </w:rPr>
-        <w:t>做成可检索、可溯源、可对照、可引用的一站式工具。</w:t>
+        <w:t>的官方法规文本，做成可检索、可溯源、可对照、可引用的一站式工具。</w:t>
       </w:r>
     </w:p>
     <w:p>
@@ -398,7 +386,6 @@
         </w:tc>
       </w:tr>
     </w:tbl>
-    <w:p/>
     <w:p>
       <w:pPr>
         <w:spacing w:before="120"/>
@@ -892,7 +879,6 @@
         </w:tc>
       </w:tr>
     </w:tbl>
-    <w:p/>
     <w:p>
       <w:pPr>
         <w:spacing w:before="200" w:after="120"/>
@@ -1561,7 +1547,6 @@
         </w:tc>
       </w:tr>
     </w:tbl>
-    <w:p/>
     <w:p>
       <w:pPr>
         <w:spacing w:before="200" w:after="120"/>
@@ -1997,7 +1982,6 @@
         </w:tc>
       </w:tr>
     </w:tbl>
-    <w:p/>
     <w:p>
       <w:pPr>
         <w:spacing w:before="120"/>
@@ -2060,6 +2044,12 @@
             <w:insideH w:val="single" w:color="auto" w:sz="4" w:space="0"/>
             <w:insideV w:val="single" w:color="auto" w:sz="4" w:space="0"/>
           </w:tblBorders>
+          <w:tblCellMar>
+            <w:top w:w="0" w:type="dxa"/>
+            <w:left w:w="108" w:type="dxa"/>
+            <w:bottom w:w="0" w:type="dxa"/>
+            <w:right w:w="108" w:type="dxa"/>
+          </w:tblCellMar>
         </w:tblPrEx>
         <w:trPr>
           <w:jc w:val="center"/>
@@ -2696,11 +2686,12 @@
         </w:tc>
       </w:tr>
     </w:tbl>
-    <w:p/>
     <w:p>
       <w:pPr>
         <w:spacing w:before="120"/>
       </w:pPr>
+      <w:bookmarkStart w:id="0" w:name="_GoBack"/>
+      <w:bookmarkEnd w:id="0"/>
       <w:r>
         <w:rPr>
           <w:rFonts w:ascii="微软雅黑" w:hAnsi="微软雅黑" w:eastAsia="微软雅黑"/>
@@ -4364,16 +4355,7 @@
                 <w:rFonts w:ascii="微软雅黑" w:hAnsi="微软雅黑" w:eastAsia="微软雅黑"/>
                 <w:sz w:val="19"/>
               </w:rPr>
-              <w:t>判例检索能力</w:t>
-            </w:r>
-            <w:bookmarkStart w:id="0" w:name="_GoBack"/>
-            <w:bookmarkEnd w:id="0"/>
-            <w:r>
-              <w:rPr>
-                <w:rFonts w:ascii="微软雅黑" w:hAnsi="微软雅黑" w:eastAsia="微软雅黑"/>
-                <w:sz w:val="19"/>
-              </w:rPr>
-              <w:t>缺失</w:t>
+              <w:t>判例检索能力缺失</w:t>
             </w:r>
           </w:p>
         </w:tc>
@@ -5067,8 +5049,8 @@
     <w:lsdException w:uiPriority="99" w:name="Normal Indent"/>
     <w:lsdException w:uiPriority="99" w:name="footnote text"/>
     <w:lsdException w:uiPriority="99" w:name="annotation text"/>
-    <w:lsdException w:uiPriority="99" w:semiHidden="0" w:name="header"/>
-    <w:lsdException w:uiPriority="99" w:semiHidden="0" w:name="footer"/>
+    <w:lsdException w:qFormat="1" w:uiPriority="99" w:semiHidden="0" w:name="header"/>
+    <w:lsdException w:qFormat="1" w:uiPriority="99" w:semiHidden="0" w:name="footer"/>
     <w:lsdException w:uiPriority="99" w:name="index heading"/>
     <w:lsdException w:qFormat="1" w:uiPriority="35" w:name="caption"/>
     <w:lsdException w:uiPriority="99" w:name="table of figures"/>
@@ -5081,32 +5063,32 @@
     <w:lsdException w:uiPriority="99" w:name="endnote reference"/>
     <w:lsdException w:uiPriority="99" w:name="endnote text"/>
     <w:lsdException w:uiPriority="99" w:name="table of authorities"/>
-    <w:lsdException w:uiPriority="99" w:semiHidden="0" w:name="macro"/>
+    <w:lsdException w:qFormat="1" w:uiPriority="99" w:semiHidden="0" w:name="macro"/>
     <w:lsdException w:uiPriority="99" w:name="toa heading"/>
-    <w:lsdException w:uiPriority="99" w:semiHidden="0" w:name="List"/>
-    <w:lsdException w:uiPriority="99" w:semiHidden="0" w:name="List Bullet"/>
-    <w:lsdException w:uiPriority="99" w:semiHidden="0" w:name="List Number"/>
-    <w:lsdException w:uiPriority="99" w:semiHidden="0" w:name="List 2"/>
-    <w:lsdException w:uiPriority="99" w:semiHidden="0" w:name="List 3"/>
+    <w:lsdException w:qFormat="1" w:uiPriority="99" w:semiHidden="0" w:name="List"/>
+    <w:lsdException w:qFormat="1" w:uiPriority="99" w:semiHidden="0" w:name="List Bullet"/>
+    <w:lsdException w:qFormat="1" w:uiPriority="99" w:semiHidden="0" w:name="List Number"/>
+    <w:lsdException w:qFormat="1" w:uiPriority="99" w:semiHidden="0" w:name="List 2"/>
+    <w:lsdException w:qFormat="1" w:uiPriority="99" w:semiHidden="0" w:name="List 3"/>
     <w:lsdException w:uiPriority="99" w:name="List 4"/>
     <w:lsdException w:uiPriority="99" w:name="List 5"/>
-    <w:lsdException w:uiPriority="99" w:semiHidden="0" w:name="List Bullet 2"/>
-    <w:lsdException w:uiPriority="99" w:semiHidden="0" w:name="List Bullet 3"/>
+    <w:lsdException w:qFormat="1" w:uiPriority="99" w:semiHidden="0" w:name="List Bullet 2"/>
+    <w:lsdException w:qFormat="1" w:uiPriority="99" w:semiHidden="0" w:name="List Bullet 3"/>
     <w:lsdException w:uiPriority="99" w:name="List Bullet 4"/>
     <w:lsdException w:uiPriority="99" w:name="List Bullet 5"/>
-    <w:lsdException w:uiPriority="99" w:semiHidden="0" w:name="List Number 2"/>
-    <w:lsdException w:uiPriority="99" w:semiHidden="0" w:name="List Number 3"/>
+    <w:lsdException w:qFormat="1" w:uiPriority="99" w:semiHidden="0" w:name="List Number 2"/>
+    <w:lsdException w:qFormat="1" w:uiPriority="99" w:semiHidden="0" w:name="List Number 3"/>
     <w:lsdException w:uiPriority="99" w:name="List Number 4"/>
     <w:lsdException w:uiPriority="99" w:name="List Number 5"/>
     <w:lsdException w:qFormat="1" w:unhideWhenUsed="0" w:uiPriority="10" w:semiHidden="0" w:name="Title"/>
     <w:lsdException w:uiPriority="99" w:name="Closing"/>
     <w:lsdException w:uiPriority="99" w:name="Signature"/>
     <w:lsdException w:qFormat="1" w:uiPriority="1" w:name="Default Paragraph Font"/>
-    <w:lsdException w:uiPriority="99" w:semiHidden="0" w:name="Body Text"/>
+    <w:lsdException w:qFormat="1" w:uiPriority="99" w:semiHidden="0" w:name="Body Text"/>
     <w:lsdException w:uiPriority="99" w:name="Body Text Indent"/>
-    <w:lsdException w:uiPriority="99" w:semiHidden="0" w:name="List Continue"/>
-    <w:lsdException w:uiPriority="99" w:semiHidden="0" w:name="List Continue 2"/>
-    <w:lsdException w:uiPriority="99" w:semiHidden="0" w:name="List Continue 3"/>
+    <w:lsdException w:qFormat="1" w:uiPriority="99" w:semiHidden="0" w:name="List Continue"/>
+    <w:lsdException w:qFormat="1" w:uiPriority="99" w:semiHidden="0" w:name="List Continue 2"/>
+    <w:lsdException w:qFormat="1" w:uiPriority="99" w:semiHidden="0" w:name="List Continue 3"/>
     <w:lsdException w:uiPriority="99" w:name="List Continue 4"/>
     <w:lsdException w:uiPriority="99" w:name="List Continue 5"/>
     <w:lsdException w:uiPriority="99" w:name="Message Header"/>
@@ -5116,8 +5098,8 @@
     <w:lsdException w:uiPriority="99" w:name="Body Text First Indent"/>
     <w:lsdException w:uiPriority="99" w:name="Body Text First Indent 2"/>
     <w:lsdException w:uiPriority="99" w:name="Note Heading"/>
-    <w:lsdException w:uiPriority="99" w:semiHidden="0" w:name="Body Text 2"/>
-    <w:lsdException w:uiPriority="99" w:semiHidden="0" w:name="Body Text 3"/>
+    <w:lsdException w:qFormat="1" w:uiPriority="99" w:semiHidden="0" w:name="Body Text 2"/>
+    <w:lsdException w:qFormat="1" w:uiPriority="99" w:semiHidden="0" w:name="Body Text 3"/>
     <w:lsdException w:uiPriority="99" w:name="Body Text Indent 2"/>
     <w:lsdException w:uiPriority="99" w:name="Body Text Indent 3"/>
     <w:lsdException w:uiPriority="99" w:name="Block Text"/>
@@ -5184,110 +5166,110 @@
     <w:lsdException w:uiPriority="99" w:name="Table Web 2"/>
     <w:lsdException w:uiPriority="99" w:name="Table Web 3"/>
     <w:lsdException w:uiPriority="99" w:name="Balloon Text"/>
-    <w:lsdException w:unhideWhenUsed="0" w:uiPriority="59" w:semiHidden="0" w:name="Table Grid"/>
+    <w:lsdException w:qFormat="1" w:unhideWhenUsed="0" w:uiPriority="59" w:semiHidden="0" w:name="Table Grid"/>
     <w:lsdException w:uiPriority="99" w:name="Table Theme"/>
     <w:lsdException w:qFormat="1" w:unhideWhenUsed="0" w:uiPriority="1" w:semiHidden="0" w:name="No Spacing"/>
-    <w:lsdException w:unhideWhenUsed="0" w:uiPriority="60" w:semiHidden="0" w:name="Light Shading"/>
-    <w:lsdException w:unhideWhenUsed="0" w:uiPriority="61" w:semiHidden="0" w:name="Light List"/>
-    <w:lsdException w:unhideWhenUsed="0" w:uiPriority="62" w:semiHidden="0" w:name="Light Grid"/>
-    <w:lsdException w:unhideWhenUsed="0" w:uiPriority="63" w:semiHidden="0" w:name="Medium Shading 1"/>
-    <w:lsdException w:unhideWhenUsed="0" w:uiPriority="64" w:semiHidden="0" w:name="Medium Shading 2"/>
-    <w:lsdException w:unhideWhenUsed="0" w:uiPriority="65" w:semiHidden="0" w:name="Medium List 1"/>
+    <w:lsdException w:qFormat="1" w:unhideWhenUsed="0" w:uiPriority="60" w:semiHidden="0" w:name="Light Shading"/>
+    <w:lsdException w:qFormat="1" w:unhideWhenUsed="0" w:uiPriority="61" w:semiHidden="0" w:name="Light List"/>
+    <w:lsdException w:qFormat="1" w:unhideWhenUsed="0" w:uiPriority="62" w:semiHidden="0" w:name="Light Grid"/>
+    <w:lsdException w:qFormat="1" w:unhideWhenUsed="0" w:uiPriority="63" w:semiHidden="0" w:name="Medium Shading 1"/>
+    <w:lsdException w:qFormat="1" w:unhideWhenUsed="0" w:uiPriority="64" w:semiHidden="0" w:name="Medium Shading 2"/>
+    <w:lsdException w:qFormat="1" w:unhideWhenUsed="0" w:uiPriority="65" w:semiHidden="0" w:name="Medium List 1"/>
     <w:lsdException w:unhideWhenUsed="0" w:uiPriority="66" w:semiHidden="0" w:name="Medium List 2"/>
-    <w:lsdException w:unhideWhenUsed="0" w:uiPriority="67" w:semiHidden="0" w:name="Medium Grid 1"/>
-    <w:lsdException w:unhideWhenUsed="0" w:uiPriority="68" w:semiHidden="0" w:name="Medium Grid 2"/>
-    <w:lsdException w:unhideWhenUsed="0" w:uiPriority="69" w:semiHidden="0" w:name="Medium Grid 3"/>
-    <w:lsdException w:unhideWhenUsed="0" w:uiPriority="70" w:semiHidden="0" w:name="Dark List"/>
-    <w:lsdException w:unhideWhenUsed="0" w:uiPriority="71" w:semiHidden="0" w:name="Colorful Shading"/>
+    <w:lsdException w:qFormat="1" w:unhideWhenUsed="0" w:uiPriority="67" w:semiHidden="0" w:name="Medium Grid 1"/>
+    <w:lsdException w:qFormat="1" w:unhideWhenUsed="0" w:uiPriority="68" w:semiHidden="0" w:name="Medium Grid 2"/>
+    <w:lsdException w:qFormat="1" w:unhideWhenUsed="0" w:uiPriority="69" w:semiHidden="0" w:name="Medium Grid 3"/>
+    <w:lsdException w:qFormat="1" w:unhideWhenUsed="0" w:uiPriority="70" w:semiHidden="0" w:name="Dark List"/>
+    <w:lsdException w:qFormat="1" w:unhideWhenUsed="0" w:uiPriority="71" w:semiHidden="0" w:name="Colorful Shading"/>
     <w:lsdException w:qFormat="1" w:unhideWhenUsed="0" w:uiPriority="72" w:semiHidden="0" w:name="Colorful List"/>
     <w:lsdException w:qFormat="1" w:unhideWhenUsed="0" w:uiPriority="73" w:semiHidden="0" w:name="Colorful Grid"/>
-    <w:lsdException w:unhideWhenUsed="0" w:uiPriority="60" w:semiHidden="0" w:name="Light Shading Accent 1"/>
-    <w:lsdException w:unhideWhenUsed="0" w:uiPriority="61" w:semiHidden="0" w:name="Light List Accent 1"/>
-    <w:lsdException w:unhideWhenUsed="0" w:uiPriority="62" w:semiHidden="0" w:name="Light Grid Accent 1"/>
-    <w:lsdException w:unhideWhenUsed="0" w:uiPriority="63" w:semiHidden="0" w:name="Medium Shading 1 Accent 1"/>
-    <w:lsdException w:unhideWhenUsed="0" w:uiPriority="64" w:semiHidden="0" w:name="Medium Shading 2 Accent 1"/>
-    <w:lsdException w:unhideWhenUsed="0" w:uiPriority="65" w:semiHidden="0" w:name="Medium List 1 Accent 1"/>
+    <w:lsdException w:qFormat="1" w:unhideWhenUsed="0" w:uiPriority="60" w:semiHidden="0" w:name="Light Shading Accent 1"/>
+    <w:lsdException w:qFormat="1" w:unhideWhenUsed="0" w:uiPriority="61" w:semiHidden="0" w:name="Light List Accent 1"/>
+    <w:lsdException w:qFormat="1" w:unhideWhenUsed="0" w:uiPriority="62" w:semiHidden="0" w:name="Light Grid Accent 1"/>
+    <w:lsdException w:qFormat="1" w:unhideWhenUsed="0" w:uiPriority="63" w:semiHidden="0" w:name="Medium Shading 1 Accent 1"/>
+    <w:lsdException w:qFormat="1" w:unhideWhenUsed="0" w:uiPriority="64" w:semiHidden="0" w:name="Medium Shading 2 Accent 1"/>
+    <w:lsdException w:qFormat="1" w:unhideWhenUsed="0" w:uiPriority="65" w:semiHidden="0" w:name="Medium List 1 Accent 1"/>
     <w:lsdException w:qFormat="1" w:unhideWhenUsed="0" w:uiPriority="34" w:semiHidden="0" w:name="List Paragraph"/>
     <w:lsdException w:qFormat="1" w:unhideWhenUsed="0" w:uiPriority="29" w:semiHidden="0" w:name="Quote"/>
     <w:lsdException w:qFormat="1" w:unhideWhenUsed="0" w:uiPriority="30" w:semiHidden="0" w:name="Intense Quote"/>
-    <w:lsdException w:unhideWhenUsed="0" w:uiPriority="66" w:semiHidden="0" w:name="Medium List 2 Accent 1"/>
-    <w:lsdException w:unhideWhenUsed="0" w:uiPriority="67" w:semiHidden="0" w:name="Medium Grid 1 Accent 1"/>
-    <w:lsdException w:unhideWhenUsed="0" w:uiPriority="68" w:semiHidden="0" w:name="Medium Grid 2 Accent 1"/>
-    <w:lsdException w:unhideWhenUsed="0" w:uiPriority="69" w:semiHidden="0" w:name="Medium Grid 3 Accent 1"/>
+    <w:lsdException w:qFormat="1" w:unhideWhenUsed="0" w:uiPriority="66" w:semiHidden="0" w:name="Medium List 2 Accent 1"/>
+    <w:lsdException w:qFormat="1" w:unhideWhenUsed="0" w:uiPriority="67" w:semiHidden="0" w:name="Medium Grid 1 Accent 1"/>
+    <w:lsdException w:qFormat="1" w:unhideWhenUsed="0" w:uiPriority="68" w:semiHidden="0" w:name="Medium Grid 2 Accent 1"/>
+    <w:lsdException w:qFormat="1" w:unhideWhenUsed="0" w:uiPriority="69" w:semiHidden="0" w:name="Medium Grid 3 Accent 1"/>
     <w:lsdException w:qFormat="1" w:unhideWhenUsed="0" w:uiPriority="70" w:semiHidden="0" w:name="Dark List Accent 1"/>
     <w:lsdException w:qFormat="1" w:unhideWhenUsed="0" w:uiPriority="71" w:semiHidden="0" w:name="Colorful Shading Accent 1"/>
     <w:lsdException w:qFormat="1" w:unhideWhenUsed="0" w:uiPriority="72" w:semiHidden="0" w:name="Colorful List Accent 1"/>
-    <w:lsdException w:unhideWhenUsed="0" w:uiPriority="73" w:semiHidden="0" w:name="Colorful Grid Accent 1"/>
-    <w:lsdException w:unhideWhenUsed="0" w:uiPriority="60" w:semiHidden="0" w:name="Light Shading Accent 2"/>
-    <w:lsdException w:unhideWhenUsed="0" w:uiPriority="61" w:semiHidden="0" w:name="Light List Accent 2"/>
-    <w:lsdException w:unhideWhenUsed="0" w:uiPriority="62" w:semiHidden="0" w:name="Light Grid Accent 2"/>
-    <w:lsdException w:unhideWhenUsed="0" w:uiPriority="63" w:semiHidden="0" w:name="Medium Shading 1 Accent 2"/>
-    <w:lsdException w:unhideWhenUsed="0" w:uiPriority="64" w:semiHidden="0" w:name="Medium Shading 2 Accent 2"/>
+    <w:lsdException w:qFormat="1" w:unhideWhenUsed="0" w:uiPriority="73" w:semiHidden="0" w:name="Colorful Grid Accent 1"/>
+    <w:lsdException w:qFormat="1" w:unhideWhenUsed="0" w:uiPriority="60" w:semiHidden="0" w:name="Light Shading Accent 2"/>
+    <w:lsdException w:qFormat="1" w:unhideWhenUsed="0" w:uiPriority="61" w:semiHidden="0" w:name="Light List Accent 2"/>
+    <w:lsdException w:qFormat="1" w:unhideWhenUsed="0" w:uiPriority="62" w:semiHidden="0" w:name="Light Grid Accent 2"/>
+    <w:lsdException w:qFormat="1" w:unhideWhenUsed="0" w:uiPriority="63" w:semiHidden="0" w:name="Medium Shading 1 Accent 2"/>
+    <w:lsdException w:qFormat="1" w:unhideWhenUsed="0" w:uiPriority="64" w:semiHidden="0" w:name="Medium Shading 2 Accent 2"/>
     <w:lsdException w:unhideWhenUsed="0" w:uiPriority="65" w:semiHidden="0" w:name="Medium List 1 Accent 2"/>
-    <w:lsdException w:unhideWhenUsed="0" w:uiPriority="66" w:semiHidden="0" w:name="Medium List 2 Accent 2"/>
-    <w:lsdException w:unhideWhenUsed="0" w:uiPriority="67" w:semiHidden="0" w:name="Medium Grid 1 Accent 2"/>
-    <w:lsdException w:unhideWhenUsed="0" w:uiPriority="68" w:semiHidden="0" w:name="Medium Grid 2 Accent 2"/>
-    <w:lsdException w:unhideWhenUsed="0" w:uiPriority="69" w:semiHidden="0" w:name="Medium Grid 3 Accent 2"/>
+    <w:lsdException w:qFormat="1" w:unhideWhenUsed="0" w:uiPriority="66" w:semiHidden="0" w:name="Medium List 2 Accent 2"/>
+    <w:lsdException w:qFormat="1" w:unhideWhenUsed="0" w:uiPriority="67" w:semiHidden="0" w:name="Medium Grid 1 Accent 2"/>
+    <w:lsdException w:qFormat="1" w:unhideWhenUsed="0" w:uiPriority="68" w:semiHidden="0" w:name="Medium Grid 2 Accent 2"/>
+    <w:lsdException w:qFormat="1" w:unhideWhenUsed="0" w:uiPriority="69" w:semiHidden="0" w:name="Medium Grid 3 Accent 2"/>
     <w:lsdException w:qFormat="1" w:unhideWhenUsed="0" w:uiPriority="70" w:semiHidden="0" w:name="Dark List Accent 2"/>
     <w:lsdException w:qFormat="1" w:unhideWhenUsed="0" w:uiPriority="71" w:semiHidden="0" w:name="Colorful Shading Accent 2"/>
-    <w:lsdException w:unhideWhenUsed="0" w:uiPriority="72" w:semiHidden="0" w:name="Colorful List Accent 2"/>
+    <w:lsdException w:qFormat="1" w:unhideWhenUsed="0" w:uiPriority="72" w:semiHidden="0" w:name="Colorful List Accent 2"/>
     <w:lsdException w:qFormat="1" w:unhideWhenUsed="0" w:uiPriority="73" w:semiHidden="0" w:name="Colorful Grid Accent 2"/>
-    <w:lsdException w:unhideWhenUsed="0" w:uiPriority="60" w:semiHidden="0" w:name="Light Shading Accent 3"/>
-    <w:lsdException w:unhideWhenUsed="0" w:uiPriority="61" w:semiHidden="0" w:name="Light List Accent 3"/>
-    <w:lsdException w:unhideWhenUsed="0" w:uiPriority="62" w:semiHidden="0" w:name="Light Grid Accent 3"/>
-    <w:lsdException w:unhideWhenUsed="0" w:uiPriority="63" w:semiHidden="0" w:name="Medium Shading 1 Accent 3"/>
-    <w:lsdException w:unhideWhenUsed="0" w:uiPriority="64" w:semiHidden="0" w:name="Medium Shading 2 Accent 3"/>
-    <w:lsdException w:unhideWhenUsed="0" w:uiPriority="65" w:semiHidden="0" w:name="Medium List 1 Accent 3"/>
-    <w:lsdException w:unhideWhenUsed="0" w:uiPriority="66" w:semiHidden="0" w:name="Medium List 2 Accent 3"/>
-    <w:lsdException w:unhideWhenUsed="0" w:uiPriority="67" w:semiHidden="0" w:name="Medium Grid 1 Accent 3"/>
-    <w:lsdException w:unhideWhenUsed="0" w:uiPriority="68" w:semiHidden="0" w:name="Medium Grid 2 Accent 3"/>
-    <w:lsdException w:unhideWhenUsed="0" w:uiPriority="69" w:semiHidden="0" w:name="Medium Grid 3 Accent 3"/>
+    <w:lsdException w:qFormat="1" w:unhideWhenUsed="0" w:uiPriority="60" w:semiHidden="0" w:name="Light Shading Accent 3"/>
+    <w:lsdException w:qFormat="1" w:unhideWhenUsed="0" w:uiPriority="61" w:semiHidden="0" w:name="Light List Accent 3"/>
+    <w:lsdException w:qFormat="1" w:unhideWhenUsed="0" w:uiPriority="62" w:semiHidden="0" w:name="Light Grid Accent 3"/>
+    <w:lsdException w:qFormat="1" w:unhideWhenUsed="0" w:uiPriority="63" w:semiHidden="0" w:name="Medium Shading 1 Accent 3"/>
+    <w:lsdException w:qFormat="1" w:unhideWhenUsed="0" w:uiPriority="64" w:semiHidden="0" w:name="Medium Shading 2 Accent 3"/>
+    <w:lsdException w:qFormat="1" w:unhideWhenUsed="0" w:uiPriority="65" w:semiHidden="0" w:name="Medium List 1 Accent 3"/>
+    <w:lsdException w:qFormat="1" w:unhideWhenUsed="0" w:uiPriority="66" w:semiHidden="0" w:name="Medium List 2 Accent 3"/>
+    <w:lsdException w:qFormat="1" w:unhideWhenUsed="0" w:uiPriority="67" w:semiHidden="0" w:name="Medium Grid 1 Accent 3"/>
+    <w:lsdException w:qFormat="1" w:unhideWhenUsed="0" w:uiPriority="68" w:semiHidden="0" w:name="Medium Grid 2 Accent 3"/>
+    <w:lsdException w:qFormat="1" w:unhideWhenUsed="0" w:uiPriority="69" w:semiHidden="0" w:name="Medium Grid 3 Accent 3"/>
     <w:lsdException w:qFormat="1" w:unhideWhenUsed="0" w:uiPriority="70" w:semiHidden="0" w:name="Dark List Accent 3"/>
     <w:lsdException w:qFormat="1" w:unhideWhenUsed="0" w:uiPriority="71" w:semiHidden="0" w:name="Colorful Shading Accent 3"/>
     <w:lsdException w:qFormat="1" w:unhideWhenUsed="0" w:uiPriority="72" w:semiHidden="0" w:name="Colorful List Accent 3"/>
     <w:lsdException w:qFormat="1" w:unhideWhenUsed="0" w:uiPriority="73" w:semiHidden="0" w:name="Colorful Grid Accent 3"/>
-    <w:lsdException w:unhideWhenUsed="0" w:uiPriority="60" w:semiHidden="0" w:name="Light Shading Accent 4"/>
-    <w:lsdException w:unhideWhenUsed="0" w:uiPriority="61" w:semiHidden="0" w:name="Light List Accent 4"/>
-    <w:lsdException w:unhideWhenUsed="0" w:uiPriority="62" w:semiHidden="0" w:name="Light Grid Accent 4"/>
-    <w:lsdException w:unhideWhenUsed="0" w:uiPriority="63" w:semiHidden="0" w:name="Medium Shading 1 Accent 4"/>
-    <w:lsdException w:unhideWhenUsed="0" w:uiPriority="64" w:semiHidden="0" w:name="Medium Shading 2 Accent 4"/>
-    <w:lsdException w:unhideWhenUsed="0" w:uiPriority="65" w:semiHidden="0" w:name="Medium List 1 Accent 4"/>
-    <w:lsdException w:unhideWhenUsed="0" w:uiPriority="66" w:semiHidden="0" w:name="Medium List 2 Accent 4"/>
-    <w:lsdException w:unhideWhenUsed="0" w:uiPriority="67" w:semiHidden="0" w:name="Medium Grid 1 Accent 4"/>
-    <w:lsdException w:unhideWhenUsed="0" w:uiPriority="68" w:semiHidden="0" w:name="Medium Grid 2 Accent 4"/>
-    <w:lsdException w:unhideWhenUsed="0" w:uiPriority="69" w:semiHidden="0" w:name="Medium Grid 3 Accent 4"/>
+    <w:lsdException w:qFormat="1" w:unhideWhenUsed="0" w:uiPriority="60" w:semiHidden="0" w:name="Light Shading Accent 4"/>
+    <w:lsdException w:qFormat="1" w:unhideWhenUsed="0" w:uiPriority="61" w:semiHidden="0" w:name="Light List Accent 4"/>
+    <w:lsdException w:qFormat="1" w:unhideWhenUsed="0" w:uiPriority="62" w:semiHidden="0" w:name="Light Grid Accent 4"/>
+    <w:lsdException w:qFormat="1" w:unhideWhenUsed="0" w:uiPriority="63" w:semiHidden="0" w:name="Medium Shading 1 Accent 4"/>
+    <w:lsdException w:qFormat="1" w:unhideWhenUsed="0" w:uiPriority="64" w:semiHidden="0" w:name="Medium Shading 2 Accent 4"/>
+    <w:lsdException w:qFormat="1" w:unhideWhenUsed="0" w:uiPriority="65" w:semiHidden="0" w:name="Medium List 1 Accent 4"/>
+    <w:lsdException w:qFormat="1" w:unhideWhenUsed="0" w:uiPriority="66" w:semiHidden="0" w:name="Medium List 2 Accent 4"/>
+    <w:lsdException w:qFormat="1" w:unhideWhenUsed="0" w:uiPriority="67" w:semiHidden="0" w:name="Medium Grid 1 Accent 4"/>
+    <w:lsdException w:qFormat="1" w:unhideWhenUsed="0" w:uiPriority="68" w:semiHidden="0" w:name="Medium Grid 2 Accent 4"/>
+    <w:lsdException w:qFormat="1" w:unhideWhenUsed="0" w:uiPriority="69" w:semiHidden="0" w:name="Medium Grid 3 Accent 4"/>
     <w:lsdException w:qFormat="1" w:unhideWhenUsed="0" w:uiPriority="70" w:semiHidden="0" w:name="Dark List Accent 4"/>
     <w:lsdException w:qFormat="1" w:unhideWhenUsed="0" w:uiPriority="71" w:semiHidden="0" w:name="Colorful Shading Accent 4"/>
     <w:lsdException w:qFormat="1" w:unhideWhenUsed="0" w:uiPriority="72" w:semiHidden="0" w:name="Colorful List Accent 4"/>
     <w:lsdException w:qFormat="1" w:unhideWhenUsed="0" w:uiPriority="73" w:semiHidden="0" w:name="Colorful Grid Accent 4"/>
-    <w:lsdException w:unhideWhenUsed="0" w:uiPriority="60" w:semiHidden="0" w:name="Light Shading Accent 5"/>
-    <w:lsdException w:unhideWhenUsed="0" w:uiPriority="61" w:semiHidden="0" w:name="Light List Accent 5"/>
-    <w:lsdException w:unhideWhenUsed="0" w:uiPriority="62" w:semiHidden="0" w:name="Light Grid Accent 5"/>
-    <w:lsdException w:unhideWhenUsed="0" w:uiPriority="63" w:semiHidden="0" w:name="Medium Shading 1 Accent 5"/>
-    <w:lsdException w:unhideWhenUsed="0" w:uiPriority="64" w:semiHidden="0" w:name="Medium Shading 2 Accent 5"/>
+    <w:lsdException w:qFormat="1" w:unhideWhenUsed="0" w:uiPriority="60" w:semiHidden="0" w:name="Light Shading Accent 5"/>
+    <w:lsdException w:qFormat="1" w:unhideWhenUsed="0" w:uiPriority="61" w:semiHidden="0" w:name="Light List Accent 5"/>
+    <w:lsdException w:qFormat="1" w:unhideWhenUsed="0" w:uiPriority="62" w:semiHidden="0" w:name="Light Grid Accent 5"/>
+    <w:lsdException w:qFormat="1" w:unhideWhenUsed="0" w:uiPriority="63" w:semiHidden="0" w:name="Medium Shading 1 Accent 5"/>
+    <w:lsdException w:qFormat="1" w:unhideWhenUsed="0" w:uiPriority="64" w:semiHidden="0" w:name="Medium Shading 2 Accent 5"/>
     <w:lsdException w:unhideWhenUsed="0" w:uiPriority="65" w:semiHidden="0" w:name="Medium List 1 Accent 5"/>
-    <w:lsdException w:unhideWhenUsed="0" w:uiPriority="66" w:semiHidden="0" w:name="Medium List 2 Accent 5"/>
-    <w:lsdException w:unhideWhenUsed="0" w:uiPriority="67" w:semiHidden="0" w:name="Medium Grid 1 Accent 5"/>
-    <w:lsdException w:unhideWhenUsed="0" w:uiPriority="68" w:semiHidden="0" w:name="Medium Grid 2 Accent 5"/>
+    <w:lsdException w:qFormat="1" w:unhideWhenUsed="0" w:uiPriority="66" w:semiHidden="0" w:name="Medium List 2 Accent 5"/>
+    <w:lsdException w:qFormat="1" w:unhideWhenUsed="0" w:uiPriority="67" w:semiHidden="0" w:name="Medium Grid 1 Accent 5"/>
+    <w:lsdException w:qFormat="1" w:unhideWhenUsed="0" w:uiPriority="68" w:semiHidden="0" w:name="Medium Grid 2 Accent 5"/>
     <w:lsdException w:qFormat="1" w:unhideWhenUsed="0" w:uiPriority="69" w:semiHidden="0" w:name="Medium Grid 3 Accent 5"/>
-    <w:lsdException w:unhideWhenUsed="0" w:uiPriority="70" w:semiHidden="0" w:name="Dark List Accent 5"/>
+    <w:lsdException w:qFormat="1" w:unhideWhenUsed="0" w:uiPriority="70" w:semiHidden="0" w:name="Dark List Accent 5"/>
     <w:lsdException w:qFormat="1" w:unhideWhenUsed="0" w:uiPriority="71" w:semiHidden="0" w:name="Colorful Shading Accent 5"/>
     <w:lsdException w:qFormat="1" w:unhideWhenUsed="0" w:uiPriority="72" w:semiHidden="0" w:name="Colorful List Accent 5"/>
-    <w:lsdException w:unhideWhenUsed="0" w:uiPriority="73" w:semiHidden="0" w:name="Colorful Grid Accent 5"/>
-    <w:lsdException w:unhideWhenUsed="0" w:uiPriority="60" w:semiHidden="0" w:name="Light Shading Accent 6"/>
-    <w:lsdException w:unhideWhenUsed="0" w:uiPriority="61" w:semiHidden="0" w:name="Light List Accent 6"/>
-    <w:lsdException w:unhideWhenUsed="0" w:uiPriority="62" w:semiHidden="0" w:name="Light Grid Accent 6"/>
-    <w:lsdException w:unhideWhenUsed="0" w:uiPriority="63" w:semiHidden="0" w:name="Medium Shading 1 Accent 6"/>
-    <w:lsdException w:unhideWhenUsed="0" w:uiPriority="64" w:semiHidden="0" w:name="Medium Shading 2 Accent 6"/>
-    <w:lsdException w:unhideWhenUsed="0" w:uiPriority="65" w:semiHidden="0" w:name="Medium List 1 Accent 6"/>
-    <w:lsdException w:unhideWhenUsed="0" w:uiPriority="66" w:semiHidden="0" w:name="Medium List 2 Accent 6"/>
-    <w:lsdException w:unhideWhenUsed="0" w:uiPriority="67" w:semiHidden="0" w:name="Medium Grid 1 Accent 6"/>
-    <w:lsdException w:unhideWhenUsed="0" w:uiPriority="68" w:semiHidden="0" w:name="Medium Grid 2 Accent 6"/>
+    <w:lsdException w:qFormat="1" w:unhideWhenUsed="0" w:uiPriority="73" w:semiHidden="0" w:name="Colorful Grid Accent 5"/>
+    <w:lsdException w:qFormat="1" w:unhideWhenUsed="0" w:uiPriority="60" w:semiHidden="0" w:name="Light Shading Accent 6"/>
+    <w:lsdException w:qFormat="1" w:unhideWhenUsed="0" w:uiPriority="61" w:semiHidden="0" w:name="Light List Accent 6"/>
+    <w:lsdException w:qFormat="1" w:unhideWhenUsed="0" w:uiPriority="62" w:semiHidden="0" w:name="Light Grid Accent 6"/>
+    <w:lsdException w:qFormat="1" w:unhideWhenUsed="0" w:uiPriority="63" w:semiHidden="0" w:name="Medium Shading 1 Accent 6"/>
+    <w:lsdException w:qFormat="1" w:unhideWhenUsed="0" w:uiPriority="64" w:semiHidden="0" w:name="Medium Shading 2 Accent 6"/>
+    <w:lsdException w:qFormat="1" w:unhideWhenUsed="0" w:uiPriority="65" w:semiHidden="0" w:name="Medium List 1 Accent 6"/>
+    <w:lsdException w:qFormat="1" w:unhideWhenUsed="0" w:uiPriority="66" w:semiHidden="0" w:name="Medium List 2 Accent 6"/>
+    <w:lsdException w:qFormat="1" w:unhideWhenUsed="0" w:uiPriority="67" w:semiHidden="0" w:name="Medium Grid 1 Accent 6"/>
+    <w:lsdException w:qFormat="1" w:unhideWhenUsed="0" w:uiPriority="68" w:semiHidden="0" w:name="Medium Grid 2 Accent 6"/>
     <w:lsdException w:qFormat="1" w:unhideWhenUsed="0" w:uiPriority="69" w:semiHidden="0" w:name="Medium Grid 3 Accent 6"/>
-    <w:lsdException w:unhideWhenUsed="0" w:uiPriority="70" w:semiHidden="0" w:name="Dark List Accent 6"/>
-    <w:lsdException w:unhideWhenUsed="0" w:uiPriority="71" w:semiHidden="0" w:name="Colorful Shading Accent 6"/>
+    <w:lsdException w:qFormat="1" w:unhideWhenUsed="0" w:uiPriority="70" w:semiHidden="0" w:name="Dark List Accent 6"/>
+    <w:lsdException w:qFormat="1" w:unhideWhenUsed="0" w:uiPriority="71" w:semiHidden="0" w:name="Colorful Shading Accent 6"/>
     <w:lsdException w:qFormat="1" w:unhideWhenUsed="0" w:uiPriority="72" w:semiHidden="0" w:name="Colorful List Accent 6"/>
-    <w:lsdException w:unhideWhenUsed="0" w:uiPriority="73" w:semiHidden="0" w:name="Colorful Grid Accent 6"/>
+    <w:lsdException w:qFormat="1" w:unhideWhenUsed="0" w:uiPriority="73" w:semiHidden="0" w:name="Colorful Grid Accent 6"/>
   </w:latentStyles>
   <w:style w:type="paragraph" w:default="1" w:styleId="1">
     <w:name w:val="Normal"/>
@@ -5565,6 +5547,7 @@
     <w:name w:val="macro"/>
     <w:link w:val="147"/>
     <w:unhideWhenUsed/>
+    <w:qFormat/>
     <w:uiPriority w:val="99"/>
     <w:pPr>
       <w:tabs>
@@ -5589,6 +5572,7 @@
     <w:name w:val="List 3"/>
     <w:basedOn w:val="1"/>
     <w:unhideWhenUsed/>
+    <w:qFormat/>
     <w:uiPriority w:val="99"/>
     <w:pPr>
       <w:ind w:left="1080" w:hanging="360"/>
@@ -5599,6 +5583,7 @@
     <w:name w:val="List Number 2"/>
     <w:basedOn w:val="1"/>
     <w:unhideWhenUsed/>
+    <w:qFormat/>
     <w:uiPriority w:val="99"/>
     <w:pPr>
       <w:numPr>
@@ -5612,6 +5597,7 @@
     <w:name w:val="List Number"/>
     <w:basedOn w:val="1"/>
     <w:unhideWhenUsed/>
+    <w:qFormat/>
     <w:uiPriority w:val="99"/>
     <w:pPr>
       <w:numPr>
@@ -5649,6 +5635,7 @@
     <w:name w:val="List Bullet"/>
     <w:basedOn w:val="1"/>
     <w:unhideWhenUsed/>
+    <w:qFormat/>
     <w:uiPriority w:val="99"/>
     <w:pPr>
       <w:numPr>
@@ -5663,6 +5650,7 @@
     <w:basedOn w:val="1"/>
     <w:link w:val="146"/>
     <w:unhideWhenUsed/>
+    <w:qFormat/>
     <w:uiPriority w:val="99"/>
     <w:pPr>
       <w:spacing w:after="120"/>
@@ -5676,6 +5664,7 @@
     <w:name w:val="List Bullet 3"/>
     <w:basedOn w:val="1"/>
     <w:unhideWhenUsed/>
+    <w:qFormat/>
     <w:uiPriority w:val="99"/>
     <w:pPr>
       <w:numPr>
@@ -5690,6 +5679,7 @@
     <w:basedOn w:val="1"/>
     <w:link w:val="144"/>
     <w:unhideWhenUsed/>
+    <w:qFormat/>
     <w:uiPriority w:val="99"/>
     <w:pPr>
       <w:spacing w:after="120"/>
@@ -5699,6 +5689,7 @@
     <w:name w:val="List Number 3"/>
     <w:basedOn w:val="1"/>
     <w:unhideWhenUsed/>
+    <w:qFormat/>
     <w:uiPriority w:val="99"/>
     <w:pPr>
       <w:numPr>
@@ -5712,6 +5703,7 @@
     <w:name w:val="List 2"/>
     <w:basedOn w:val="1"/>
     <w:unhideWhenUsed/>
+    <w:qFormat/>
     <w:uiPriority w:val="99"/>
     <w:pPr>
       <w:ind w:left="720" w:hanging="360"/>
@@ -5722,6 +5714,7 @@
     <w:name w:val="List Continue"/>
     <w:basedOn w:val="1"/>
     <w:unhideWhenUsed/>
+    <w:qFormat/>
     <w:uiPriority w:val="99"/>
     <w:pPr>
       <w:spacing w:after="120"/>
@@ -5733,6 +5726,7 @@
     <w:name w:val="List Bullet 2"/>
     <w:basedOn w:val="1"/>
     <w:unhideWhenUsed/>
+    <w:qFormat/>
     <w:uiPriority w:val="99"/>
     <w:pPr>
       <w:numPr>
@@ -5747,6 +5741,7 @@
     <w:basedOn w:val="1"/>
     <w:link w:val="136"/>
     <w:unhideWhenUsed/>
+    <w:qFormat/>
     <w:uiPriority w:val="99"/>
     <w:pPr>
       <w:tabs>
@@ -5761,6 +5756,7 @@
     <w:basedOn w:val="1"/>
     <w:link w:val="135"/>
     <w:unhideWhenUsed/>
+    <w:qFormat/>
     <w:uiPriority w:val="99"/>
     <w:pPr>
       <w:tabs>
@@ -5796,6 +5792,7 @@
     <w:name w:val="List"/>
     <w:basedOn w:val="1"/>
     <w:unhideWhenUsed/>
+    <w:qFormat/>
     <w:uiPriority w:val="99"/>
     <w:pPr>
       <w:ind w:left="360" w:hanging="360"/>
@@ -5807,6 +5804,7 @@
     <w:basedOn w:val="1"/>
     <w:link w:val="145"/>
     <w:unhideWhenUsed/>
+    <w:qFormat/>
     <w:uiPriority w:val="99"/>
     <w:pPr>
       <w:spacing w:after="120" w:line="480" w:lineRule="auto"/>
@@ -5816,6 +5814,7 @@
     <w:name w:val="List Continue 2"/>
     <w:basedOn w:val="1"/>
     <w:unhideWhenUsed/>
+    <w:qFormat/>
     <w:uiPriority w:val="99"/>
     <w:pPr>
       <w:spacing w:after="120"/>
@@ -5827,6 +5826,7 @@
     <w:name w:val="List Continue 3"/>
     <w:basedOn w:val="1"/>
     <w:unhideWhenUsed/>
+    <w:qFormat/>
     <w:uiPriority w:val="99"/>
     <w:pPr>
       <w:spacing w:after="120"/>
@@ -5860,6 +5860,7 @@
   <w:style w:type="table" w:styleId="33">
     <w:name w:val="Table Grid"/>
     <w:basedOn w:val="32"/>
+    <w:qFormat/>
     <w:uiPriority w:val="59"/>
     <w:pPr>
       <w:spacing w:after="0" w:line="240" w:lineRule="auto"/>
@@ -5884,6 +5885,7 @@
   <w:style w:type="table" w:styleId="34">
     <w:name w:val="Light Shading"/>
     <w:basedOn w:val="32"/>
+    <w:qFormat/>
     <w:uiPriority w:val="60"/>
     <w:pPr>
       <w:spacing w:after="0" w:line="240" w:lineRule="auto"/>
@@ -5983,6 +5985,7 @@
   <w:style w:type="table" w:styleId="35">
     <w:name w:val="Light Shading Accent 1"/>
     <w:basedOn w:val="32"/>
+    <w:qFormat/>
     <w:uiPriority w:val="60"/>
     <w:pPr>
       <w:spacing w:after="0" w:line="240" w:lineRule="auto"/>
@@ -6082,6 +6085,7 @@
   <w:style w:type="table" w:styleId="36">
     <w:name w:val="Light Shading Accent 2"/>
     <w:basedOn w:val="32"/>
+    <w:qFormat/>
     <w:uiPriority w:val="60"/>
     <w:pPr>
       <w:spacing w:after="0" w:line="240" w:lineRule="auto"/>
@@ -6181,6 +6185,7 @@
   <w:style w:type="table" w:styleId="37">
     <w:name w:val="Light Shading Accent 3"/>
     <w:basedOn w:val="32"/>
+    <w:qFormat/>
     <w:uiPriority w:val="60"/>
     <w:pPr>
       <w:spacing w:after="0" w:line="240" w:lineRule="auto"/>
@@ -6280,6 +6285,7 @@
   <w:style w:type="table" w:styleId="38">
     <w:name w:val="Light Shading Accent 4"/>
     <w:basedOn w:val="32"/>
+    <w:qFormat/>
     <w:uiPriority w:val="60"/>
     <w:pPr>
       <w:spacing w:after="0" w:line="240" w:lineRule="auto"/>
@@ -6379,6 +6385,7 @@
   <w:style w:type="table" w:styleId="39">
     <w:name w:val="Light Shading Accent 5"/>
     <w:basedOn w:val="32"/>
+    <w:qFormat/>
     <w:uiPriority w:val="60"/>
     <w:pPr>
       <w:spacing w:after="0" w:line="240" w:lineRule="auto"/>
@@ -6478,6 +6485,7 @@
   <w:style w:type="table" w:styleId="40">
     <w:name w:val="Light Shading Accent 6"/>
     <w:basedOn w:val="32"/>
+    <w:qFormat/>
     <w:uiPriority w:val="60"/>
     <w:pPr>
       <w:spacing w:after="0" w:line="240" w:lineRule="auto"/>
@@ -6577,6 +6585,7 @@
   <w:style w:type="table" w:styleId="41">
     <w:name w:val="Light List"/>
     <w:basedOn w:val="32"/>
+    <w:qFormat/>
     <w:uiPriority w:val="61"/>
     <w:pPr>
       <w:spacing w:after="0" w:line="240" w:lineRule="auto"/>
@@ -6670,6 +6679,7 @@
   <w:style w:type="table" w:styleId="42">
     <w:name w:val="Light List Accent 1"/>
     <w:basedOn w:val="32"/>
+    <w:qFormat/>
     <w:uiPriority w:val="61"/>
     <w:pPr>
       <w:spacing w:after="0" w:line="240" w:lineRule="auto"/>
@@ -6763,6 +6773,7 @@
   <w:style w:type="table" w:styleId="43">
     <w:name w:val="Light List Accent 2"/>
     <w:basedOn w:val="32"/>
+    <w:qFormat/>
     <w:uiPriority w:val="61"/>
     <w:pPr>
       <w:spacing w:after="0" w:line="240" w:lineRule="auto"/>
@@ -6856,6 +6867,7 @@
   <w:style w:type="table" w:styleId="44">
     <w:name w:val="Light List Accent 3"/>
     <w:basedOn w:val="32"/>
+    <w:qFormat/>
     <w:uiPriority w:val="61"/>
     <w:pPr>
       <w:spacing w:after="0" w:line="240" w:lineRule="auto"/>
@@ -6949,6 +6961,7 @@
   <w:style w:type="table" w:styleId="45">
     <w:name w:val="Light List Accent 4"/>
     <w:basedOn w:val="32"/>
+    <w:qFormat/>
     <w:uiPriority w:val="61"/>
     <w:pPr>
       <w:spacing w:after="0" w:line="240" w:lineRule="auto"/>
@@ -7042,6 +7055,7 @@
   <w:style w:type="table" w:styleId="46">
     <w:name w:val="Light List Accent 5"/>
     <w:basedOn w:val="32"/>
+    <w:qFormat/>
     <w:uiPriority w:val="61"/>
     <w:pPr>
       <w:spacing w:after="0" w:line="240" w:lineRule="auto"/>
@@ -7135,6 +7149,7 @@
   <w:style w:type="table" w:styleId="47">
     <w:name w:val="Light List Accent 6"/>
     <w:basedOn w:val="32"/>
+    <w:qFormat/>
     <w:uiPriority w:val="61"/>
     <w:pPr>
       <w:spacing w:after="0" w:line="240" w:lineRule="auto"/>
@@ -7228,6 +7243,7 @@
   <w:style w:type="table" w:styleId="48">
     <w:name w:val="Light Grid"/>
     <w:basedOn w:val="32"/>
+    <w:qFormat/>
     <w:uiPriority w:val="62"/>
     <w:pPr>
       <w:spacing w:after="0" w:line="240" w:lineRule="auto"/>
@@ -7354,6 +7370,7 @@
   <w:style w:type="table" w:styleId="49">
     <w:name w:val="Light Grid Accent 1"/>
     <w:basedOn w:val="32"/>
+    <w:qFormat/>
     <w:uiPriority w:val="62"/>
     <w:pPr>
       <w:spacing w:after="0" w:line="240" w:lineRule="auto"/>
@@ -7480,6 +7497,7 @@
   <w:style w:type="table" w:styleId="50">
     <w:name w:val="Light Grid Accent 2"/>
     <w:basedOn w:val="32"/>
+    <w:qFormat/>
     <w:uiPriority w:val="62"/>
     <w:pPr>
       <w:spacing w:after="0" w:line="240" w:lineRule="auto"/>
@@ -7606,6 +7624,7 @@
   <w:style w:type="table" w:styleId="51">
     <w:name w:val="Light Grid Accent 3"/>
     <w:basedOn w:val="32"/>
+    <w:qFormat/>
     <w:uiPriority w:val="62"/>
     <w:pPr>
       <w:spacing w:after="0" w:line="240" w:lineRule="auto"/>
@@ -7732,6 +7751,7 @@
   <w:style w:type="table" w:styleId="52">
     <w:name w:val="Light Grid Accent 4"/>
     <w:basedOn w:val="32"/>
+    <w:qFormat/>
     <w:uiPriority w:val="62"/>
     <w:pPr>
       <w:spacing w:after="0" w:line="240" w:lineRule="auto"/>
@@ -7858,6 +7878,7 @@
   <w:style w:type="table" w:styleId="53">
     <w:name w:val="Light Grid Accent 5"/>
     <w:basedOn w:val="32"/>
+    <w:qFormat/>
     <w:uiPriority w:val="62"/>
     <w:pPr>
       <w:spacing w:after="0" w:line="240" w:lineRule="auto"/>
@@ -7984,6 +8005,7 @@
   <w:style w:type="table" w:styleId="54">
     <w:name w:val="Light Grid Accent 6"/>
     <w:basedOn w:val="32"/>
+    <w:qFormat/>
     <w:uiPriority w:val="62"/>
     <w:pPr>
       <w:spacing w:after="0" w:line="240" w:lineRule="auto"/>
@@ -8110,6 +8132,7 @@
   <w:style w:type="table" w:styleId="55">
     <w:name w:val="Medium Shading 1"/>
     <w:basedOn w:val="32"/>
+    <w:qFormat/>
     <w:uiPriority w:val="63"/>
     <w:pPr>
       <w:spacing w:after="0" w:line="240" w:lineRule="auto"/>
@@ -8217,6 +8240,7 @@
   <w:style w:type="table" w:styleId="56">
     <w:name w:val="Medium Shading 1 Accent 1"/>
     <w:basedOn w:val="32"/>
+    <w:qFormat/>
     <w:uiPriority w:val="63"/>
     <w:pPr>
       <w:spacing w:after="0" w:line="240" w:lineRule="auto"/>
@@ -8324,6 +8348,7 @@
   <w:style w:type="table" w:styleId="57">
     <w:name w:val="Medium Shading 1 Accent 2"/>
     <w:basedOn w:val="32"/>
+    <w:qFormat/>
     <w:uiPriority w:val="63"/>
     <w:pPr>
       <w:spacing w:after="0" w:line="240" w:lineRule="auto"/>
@@ -8431,6 +8456,7 @@
   <w:style w:type="table" w:styleId="58">
     <w:name w:val="Medium Shading 1 Accent 3"/>
     <w:basedOn w:val="32"/>
+    <w:qFormat/>
     <w:uiPriority w:val="63"/>
     <w:pPr>
       <w:spacing w:after="0" w:line="240" w:lineRule="auto"/>
@@ -8538,6 +8564,7 @@
   <w:style w:type="table" w:styleId="59">
     <w:name w:val="Medium Shading 1 Accent 4"/>
     <w:basedOn w:val="32"/>
+    <w:qFormat/>
     <w:uiPriority w:val="63"/>
     <w:pPr>
       <w:spacing w:after="0" w:line="240" w:lineRule="auto"/>
@@ -8645,6 +8672,7 @@
   <w:style w:type="table" w:styleId="60">
     <w:name w:val="Medium Shading 1 Accent 5"/>
     <w:basedOn w:val="32"/>
+    <w:qFormat/>
     <w:uiPriority w:val="63"/>
     <w:pPr>
       <w:spacing w:after="0" w:line="240" w:lineRule="auto"/>
@@ -8752,6 +8780,7 @@
   <w:style w:type="table" w:styleId="61">
     <w:name w:val="Medium Shading 1 Accent 6"/>
     <w:basedOn w:val="32"/>
+    <w:qFormat/>
     <w:uiPriority w:val="63"/>
     <w:pPr>
       <w:spacing w:after="0" w:line="240" w:lineRule="auto"/>
@@ -8859,6 +8888,7 @@
   <w:style w:type="table" w:styleId="62">
     <w:name w:val="Medium Shading 2"/>
     <w:basedOn w:val="32"/>
+    <w:qFormat/>
     <w:uiPriority w:val="64"/>
     <w:pPr>
       <w:spacing w:after="0" w:line="240" w:lineRule="auto"/>
@@ -9024,6 +9054,7 @@
   <w:style w:type="table" w:styleId="63">
     <w:name w:val="Medium Shading 2 Accent 1"/>
     <w:basedOn w:val="32"/>
+    <w:qFormat/>
     <w:uiPriority w:val="64"/>
     <w:pPr>
       <w:spacing w:after="0" w:line="240" w:lineRule="auto"/>
@@ -9189,6 +9220,7 @@
   <w:style w:type="table" w:styleId="64">
     <w:name w:val="Medium Shading 2 Accent 2"/>
     <w:basedOn w:val="32"/>
+    <w:qFormat/>
     <w:uiPriority w:val="64"/>
     <w:pPr>
       <w:spacing w:after="0" w:line="240" w:lineRule="auto"/>
@@ -9354,6 +9386,7 @@
   <w:style w:type="table" w:styleId="65">
     <w:name w:val="Medium Shading 2 Accent 3"/>
     <w:basedOn w:val="32"/>
+    <w:qFormat/>
     <w:uiPriority w:val="64"/>
     <w:pPr>
       <w:spacing w:after="0" w:line="240" w:lineRule="auto"/>
@@ -9519,6 +9552,7 @@
   <w:style w:type="table" w:styleId="66">
     <w:name w:val="Medium Shading 2 Accent 4"/>
     <w:basedOn w:val="32"/>
+    <w:qFormat/>
     <w:uiPriority w:val="64"/>
     <w:pPr>
       <w:spacing w:after="0" w:line="240" w:lineRule="auto"/>
@@ -9684,6 +9718,7 @@
   <w:style w:type="table" w:styleId="67">
     <w:name w:val="Medium Shading 2 Accent 5"/>
     <w:basedOn w:val="32"/>
+    <w:qFormat/>
     <w:uiPriority w:val="64"/>
     <w:pPr>
       <w:spacing w:after="0" w:line="240" w:lineRule="auto"/>
@@ -9849,6 +9884,7 @@
   <w:style w:type="table" w:styleId="68">
     <w:name w:val="Medium Shading 2 Accent 6"/>
     <w:basedOn w:val="32"/>
+    <w:qFormat/>
     <w:uiPriority w:val="64"/>
     <w:pPr>
       <w:spacing w:after="0" w:line="240" w:lineRule="auto"/>
@@ -10014,6 +10050,7 @@
   <w:style w:type="table" w:styleId="69">
     <w:name w:val="Medium List 1"/>
     <w:basedOn w:val="32"/>
+    <w:qFormat/>
     <w:uiPriority w:val="65"/>
     <w:pPr>
       <w:spacing w:after="0" w:line="240" w:lineRule="auto"/>
@@ -10104,6 +10141,7 @@
   <w:style w:type="table" w:styleId="70">
     <w:name w:val="Medium List 1 Accent 1"/>
     <w:basedOn w:val="32"/>
+    <w:qFormat/>
     <w:uiPriority w:val="65"/>
     <w:pPr>
       <w:spacing w:after="0" w:line="240" w:lineRule="auto"/>
@@ -10284,6 +10322,7 @@
   <w:style w:type="table" w:styleId="72">
     <w:name w:val="Medium List 1 Accent 3"/>
     <w:basedOn w:val="32"/>
+    <w:qFormat/>
     <w:uiPriority w:val="65"/>
     <w:pPr>
       <w:spacing w:after="0" w:line="240" w:lineRule="auto"/>
@@ -10374,6 +10413,7 @@
   <w:style w:type="table" w:styleId="73">
     <w:name w:val="Medium List 1 Accent 4"/>
     <w:basedOn w:val="32"/>
+    <w:qFormat/>
     <w:uiPriority w:val="65"/>
     <w:pPr>
       <w:spacing w:after="0" w:line="240" w:lineRule="auto"/>
@@ -10554,6 +10594,7 @@
   <w:style w:type="table" w:styleId="75">
     <w:name w:val="Medium List 1 Accent 6"/>
     <w:basedOn w:val="32"/>
+    <w:qFormat/>
     <w:uiPriority w:val="65"/>
     <w:pPr>
       <w:spacing w:after="0" w:line="240" w:lineRule="auto"/>
@@ -10773,6 +10814,7 @@
   <w:style w:type="table" w:styleId="77">
     <w:name w:val="Medium List 2 Accent 1"/>
     <w:basedOn w:val="32"/>
+    <w:qFormat/>
     <w:uiPriority w:val="66"/>
     <w:pPr>
       <w:spacing w:after="0" w:line="240" w:lineRule="auto"/>
@@ -10902,6 +10944,7 @@
   <w:style w:type="table" w:styleId="78">
     <w:name w:val="Medium List 2 Accent 2"/>
     <w:basedOn w:val="32"/>
+    <w:qFormat/>
     <w:uiPriority w:val="66"/>
     <w:pPr>
       <w:spacing w:after="0" w:line="240" w:lineRule="auto"/>
@@ -11031,6 +11074,7 @@
   <w:style w:type="table" w:styleId="79">
     <w:name w:val="Medium List 2 Accent 3"/>
     <w:basedOn w:val="32"/>
+    <w:qFormat/>
     <w:uiPriority w:val="66"/>
     <w:pPr>
       <w:spacing w:after="0" w:line="240" w:lineRule="auto"/>
@@ -11160,6 +11204,7 @@
   <w:style w:type="table" w:styleId="80">
     <w:name w:val="Medium List 2 Accent 4"/>
     <w:basedOn w:val="32"/>
+    <w:qFormat/>
     <w:uiPriority w:val="66"/>
     <w:pPr>
       <w:spacing w:after="0" w:line="240" w:lineRule="auto"/>
@@ -11289,6 +11334,7 @@
   <w:style w:type="table" w:styleId="81">
     <w:name w:val="Medium List 2 Accent 5"/>
     <w:basedOn w:val="32"/>
+    <w:qFormat/>
     <w:uiPriority w:val="66"/>
     <w:pPr>
       <w:spacing w:after="0" w:line="240" w:lineRule="auto"/>
@@ -11418,6 +11464,7 @@
   <w:style w:type="table" w:styleId="82">
     <w:name w:val="Medium List 2 Accent 6"/>
     <w:basedOn w:val="32"/>
+    <w:qFormat/>
     <w:uiPriority w:val="66"/>
     <w:pPr>
       <w:spacing w:after="0" w:line="240" w:lineRule="auto"/>
@@ -11547,6 +11594,7 @@
   <w:style w:type="table" w:styleId="83">
     <w:name w:val="Medium Grid 1"/>
     <w:basedOn w:val="32"/>
+    <w:qFormat/>
     <w:uiPriority w:val="67"/>
     <w:pPr>
       <w:spacing w:after="0" w:line="240" w:lineRule="auto"/>
@@ -11616,6 +11664,7 @@
   <w:style w:type="table" w:styleId="84">
     <w:name w:val="Medium Grid 1 Accent 1"/>
     <w:basedOn w:val="32"/>
+    <w:qFormat/>
     <w:uiPriority w:val="67"/>
     <w:pPr>
       <w:spacing w:after="0" w:line="240" w:lineRule="auto"/>
@@ -11685,6 +11734,7 @@
   <w:style w:type="table" w:styleId="85">
     <w:name w:val="Medium Grid 1 Accent 2"/>
     <w:basedOn w:val="32"/>
+    <w:qFormat/>
     <w:uiPriority w:val="67"/>
     <w:pPr>
       <w:spacing w:after="0" w:line="240" w:lineRule="auto"/>
@@ -11754,6 +11804,7 @@
   <w:style w:type="table" w:styleId="86">
     <w:name w:val="Medium Grid 1 Accent 3"/>
     <w:basedOn w:val="32"/>
+    <w:qFormat/>
     <w:uiPriority w:val="67"/>
     <w:pPr>
       <w:spacing w:after="0" w:line="240" w:lineRule="auto"/>
@@ -11823,6 +11874,7 @@
   <w:style w:type="table" w:styleId="87">
     <w:name w:val="Medium Grid 1 Accent 4"/>
     <w:basedOn w:val="32"/>
+    <w:qFormat/>
     <w:uiPriority w:val="67"/>
     <w:pPr>
       <w:spacing w:after="0" w:line="240" w:lineRule="auto"/>
@@ -11892,6 +11944,7 @@
   <w:style w:type="table" w:styleId="88">
     <w:name w:val="Medium Grid 1 Accent 5"/>
     <w:basedOn w:val="32"/>
+    <w:qFormat/>
     <w:uiPriority w:val="67"/>
     <w:pPr>
       <w:spacing w:after="0" w:line="240" w:lineRule="auto"/>
@@ -11961,6 +12014,7 @@
   <w:style w:type="table" w:styleId="89">
     <w:name w:val="Medium Grid 1 Accent 6"/>
     <w:basedOn w:val="32"/>
+    <w:qFormat/>
     <w:uiPriority w:val="67"/>
     <w:pPr>
       <w:spacing w:after="0" w:line="240" w:lineRule="auto"/>
@@ -12030,6 +12084,7 @@
   <w:style w:type="table" w:styleId="90">
     <w:name w:val="Medium Grid 2"/>
     <w:basedOn w:val="32"/>
+    <w:qFormat/>
     <w:uiPriority w:val="68"/>
     <w:pPr>
       <w:spacing w:after="0" w:line="240" w:lineRule="auto"/>
@@ -12176,6 +12231,7 @@
   <w:style w:type="table" w:styleId="91">
     <w:name w:val="Medium Grid 2 Accent 1"/>
     <w:basedOn w:val="32"/>
+    <w:qFormat/>
     <w:uiPriority w:val="68"/>
     <w:pPr>
       <w:spacing w:after="0" w:line="240" w:lineRule="auto"/>
@@ -12322,6 +12378,7 @@
   <w:style w:type="table" w:styleId="92">
     <w:name w:val="Medium Grid 2 Accent 2"/>
     <w:basedOn w:val="32"/>
+    <w:qFormat/>
     <w:uiPriority w:val="68"/>
     <w:pPr>
       <w:spacing w:after="0" w:line="240" w:lineRule="auto"/>
@@ -12468,6 +12525,7 @@
   <w:style w:type="table" w:styleId="93">
     <w:name w:val="Medium Grid 2 Accent 3"/>
     <w:basedOn w:val="32"/>
+    <w:qFormat/>
     <w:uiPriority w:val="68"/>
     <w:pPr>
       <w:spacing w:after="0" w:line="240" w:lineRule="auto"/>
@@ -12614,6 +12672,7 @@
   <w:style w:type="table" w:styleId="94">
     <w:name w:val="Medium Grid 2 Accent 4"/>
     <w:basedOn w:val="32"/>
+    <w:qFormat/>
     <w:uiPriority w:val="68"/>
     <w:pPr>
       <w:spacing w:after="0" w:line="240" w:lineRule="auto"/>
@@ -12760,6 +12819,7 @@
   <w:style w:type="table" w:styleId="95">
     <w:name w:val="Medium Grid 2 Accent 5"/>
     <w:basedOn w:val="32"/>
+    <w:qFormat/>
     <w:uiPriority w:val="68"/>
     <w:pPr>
       <w:spacing w:after="0" w:line="240" w:lineRule="auto"/>
@@ -12906,6 +12966,7 @@
   <w:style w:type="table" w:styleId="96">
     <w:name w:val="Medium Grid 2 Accent 6"/>
     <w:basedOn w:val="32"/>
+    <w:qFormat/>
     <w:uiPriority w:val="68"/>
     <w:pPr>
       <w:spacing w:after="0" w:line="240" w:lineRule="auto"/>
@@ -13052,6 +13113,7 @@
   <w:style w:type="table" w:styleId="97">
     <w:name w:val="Medium Grid 3"/>
     <w:basedOn w:val="32"/>
+    <w:qFormat/>
     <w:uiPriority w:val="69"/>
     <w:pPr>
       <w:spacing w:after="0" w:line="240" w:lineRule="auto"/>
@@ -13209,6 +13271,7 @@
   <w:style w:type="table" w:styleId="98">
     <w:name w:val="Medium Grid 3 Accent 1"/>
     <w:basedOn w:val="32"/>
+    <w:qFormat/>
     <w:uiPriority w:val="69"/>
     <w:pPr>
       <w:spacing w:after="0" w:line="240" w:lineRule="auto"/>
@@ -13366,6 +13429,7 @@
   <w:style w:type="table" w:styleId="99">
     <w:name w:val="Medium Grid 3 Accent 2"/>
     <w:basedOn w:val="32"/>
+    <w:qFormat/>
     <w:uiPriority w:val="69"/>
     <w:pPr>
       <w:spacing w:after="0" w:line="240" w:lineRule="auto"/>
@@ -13523,6 +13587,7 @@
   <w:style w:type="table" w:styleId="100">
     <w:name w:val="Medium Grid 3 Accent 3"/>
     <w:basedOn w:val="32"/>
+    <w:qFormat/>
     <w:uiPriority w:val="69"/>
     <w:pPr>
       <w:spacing w:after="0" w:line="240" w:lineRule="auto"/>
@@ -13680,6 +13745,7 @@
   <w:style w:type="table" w:styleId="101">
     <w:name w:val="Medium Grid 3 Accent 4"/>
     <w:basedOn w:val="32"/>
+    <w:qFormat/>
     <w:uiPriority w:val="69"/>
     <w:pPr>
       <w:spacing w:after="0" w:line="240" w:lineRule="auto"/>
@@ -14153,6 +14219,7 @@
   <w:style w:type="table" w:styleId="104">
     <w:name w:val="Dark List"/>
     <w:basedOn w:val="32"/>
+    <w:qFormat/>
     <w:uiPriority w:val="70"/>
     <w:pPr>
       <w:spacing w:after="0" w:line="240" w:lineRule="auto"/>
@@ -14732,6 +14799,7 @@
   <w:style w:type="table" w:styleId="109">
     <w:name w:val="Dark List Accent 5"/>
     <w:basedOn w:val="32"/>
+    <w:qFormat/>
     <w:uiPriority w:val="70"/>
     <w:pPr>
       <w:spacing w:after="0" w:line="240" w:lineRule="auto"/>
@@ -14847,6 +14915,7 @@
   <w:style w:type="table" w:styleId="110">
     <w:name w:val="Dark List Accent 6"/>
     <w:basedOn w:val="32"/>
+    <w:qFormat/>
     <w:uiPriority w:val="70"/>
     <w:pPr>
       <w:spacing w:after="0" w:line="240" w:lineRule="auto"/>
@@ -14962,6 +15031,7 @@
   <w:style w:type="table" w:styleId="111">
     <w:name w:val="Colorful Shading"/>
     <w:basedOn w:val="32"/>
+    <w:qFormat/>
     <w:uiPriority w:val="71"/>
     <w:pPr>
       <w:spacing w:after="0" w:line="240" w:lineRule="auto"/>
@@ -15835,6 +15905,7 @@
   <w:style w:type="table" w:styleId="117">
     <w:name w:val="Colorful Shading Accent 6"/>
     <w:basedOn w:val="32"/>
+    <w:qFormat/>
     <w:uiPriority w:val="71"/>
     <w:pPr>
       <w:spacing w:after="0" w:line="240" w:lineRule="auto"/>
@@ -16169,6 +16240,7 @@
   <w:style w:type="table" w:styleId="120">
     <w:name w:val="Colorful List Accent 2"/>
     <w:basedOn w:val="32"/>
+    <w:qFormat/>
     <w:uiPriority w:val="72"/>
     <w:pPr>
       <w:spacing w:after="0" w:line="240" w:lineRule="auto"/>
@@ -16730,6 +16802,7 @@
   <w:style w:type="table" w:styleId="126">
     <w:name w:val="Colorful Grid Accent 1"/>
     <w:basedOn w:val="32"/>
+    <w:qFormat/>
     <w:uiPriority w:val="73"/>
     <w:pPr>
       <w:spacing w:after="0" w:line="240" w:lineRule="auto"/>
@@ -17117,6 +17190,7 @@
   <w:style w:type="table" w:styleId="130">
     <w:name w:val="Colorful Grid Accent 5"/>
     <w:basedOn w:val="32"/>
+    <w:qFormat/>
     <w:uiPriority w:val="73"/>
     <w:pPr>
       <w:spacing w:after="0" w:line="240" w:lineRule="auto"/>
@@ -17213,6 +17287,7 @@
   <w:style w:type="table" w:styleId="131">
     <w:name w:val="Colorful Grid Accent 6"/>
     <w:basedOn w:val="32"/>
+    <w:qFormat/>
     <w:uiPriority w:val="73"/>
     <w:pPr>
       <w:spacing w:after="0" w:line="240" w:lineRule="auto"/>
@@ -17330,6 +17405,7 @@
     <w:name w:val="Header Char"/>
     <w:basedOn w:val="132"/>
     <w:link w:val="25"/>
+    <w:qFormat/>
     <w:uiPriority w:val="99"/>
   </w:style>
   <w:style w:type="character" w:customStyle="1" w:styleId="136">
@@ -17357,6 +17433,7 @@
     <w:name w:val="Heading 1 Char"/>
     <w:basedOn w:val="132"/>
     <w:link w:val="3"/>
+    <w:qFormat/>
     <w:uiPriority w:val="9"/>
     <w:rPr>
       <w:rFonts w:asciiTheme="majorHAnsi" w:hAnsiTheme="majorHAnsi" w:eastAsiaTheme="majorEastAsia" w:cstheme="majorBidi"/>
@@ -17371,6 +17448,7 @@
     <w:name w:val="Heading 2 Char"/>
     <w:basedOn w:val="132"/>
     <w:link w:val="4"/>
+    <w:qFormat/>
     <w:uiPriority w:val="9"/>
     <w:rPr>
       <w:rFonts w:asciiTheme="majorHAnsi" w:hAnsiTheme="majorHAnsi" w:eastAsiaTheme="majorEastAsia" w:cstheme="majorBidi"/>
@@ -17390,6 +17468,7 @@
     <w:name w:val="Heading 3 Char"/>
     <w:basedOn w:val="132"/>
     <w:link w:val="5"/>
+    <w:qFormat/>
     <w:uiPriority w:val="9"/>
     <w:rPr>
       <w:rFonts w:asciiTheme="majorHAnsi" w:hAnsiTheme="majorHAnsi" w:eastAsiaTheme="majorEastAsia" w:cstheme="majorBidi"/>
@@ -17407,6 +17486,7 @@
     <w:name w:val="Title Char"/>
     <w:basedOn w:val="132"/>
     <w:link w:val="31"/>
+    <w:qFormat/>
     <w:uiPriority w:val="10"/>
     <w:rPr>
       <w:rFonts w:asciiTheme="majorHAnsi" w:hAnsiTheme="majorHAnsi" w:eastAsiaTheme="majorEastAsia" w:cstheme="majorBidi"/>
@@ -17421,6 +17501,7 @@
     <w:name w:val="Subtitle Char"/>
     <w:basedOn w:val="132"/>
     <w:link w:val="26"/>
+    <w:qFormat/>
     <w:uiPriority w:val="11"/>
     <w:rPr>
       <w:rFonts w:asciiTheme="majorHAnsi" w:hAnsiTheme="majorHAnsi" w:eastAsiaTheme="majorEastAsia" w:cstheme="majorBidi"/>
@@ -17451,18 +17532,21 @@
     <w:name w:val="Body Text Char"/>
     <w:basedOn w:val="132"/>
     <w:link w:val="19"/>
+    <w:qFormat/>
     <w:uiPriority w:val="99"/>
   </w:style>
   <w:style w:type="character" w:customStyle="1" w:styleId="145">
     <w:name w:val="Body Text 2 Char"/>
     <w:basedOn w:val="132"/>
     <w:link w:val="28"/>
+    <w:qFormat/>
     <w:uiPriority w:val="99"/>
   </w:style>
   <w:style w:type="character" w:customStyle="1" w:styleId="146">
     <w:name w:val="Body Text 3 Char"/>
     <w:basedOn w:val="132"/>
     <w:link w:val="17"/>
+    <w:qFormat/>
     <w:uiPriority w:val="99"/>
     <w:rPr>
       <w:sz w:val="16"/>
@@ -17473,6 +17557,7 @@
     <w:name w:val="Macro Text Char"/>
     <w:basedOn w:val="132"/>
     <w:link w:val="2"/>
+    <w:qFormat/>
     <w:uiPriority w:val="99"/>
     <w:rPr>
       <w:rFonts w:ascii="Courier" w:hAnsi="Courier"/>
@@ -17502,6 +17587,7 @@
     <w:name w:val="Quote Char"/>
     <w:basedOn w:val="132"/>
     <w:link w:val="148"/>
+    <w:qFormat/>
     <w:uiPriority w:val="29"/>
     <w:rPr>
       <w:i/>
@@ -17519,6 +17605,7 @@
     <w:basedOn w:val="132"/>
     <w:link w:val="6"/>
     <w:semiHidden/>
+    <w:qFormat/>
     <w:uiPriority w:val="9"/>
     <w:rPr>
       <w:rFonts w:asciiTheme="majorHAnsi" w:hAnsiTheme="majorHAnsi" w:eastAsiaTheme="majorEastAsia" w:cstheme="majorBidi"/>
@@ -17539,6 +17626,7 @@
     <w:basedOn w:val="132"/>
     <w:link w:val="7"/>
     <w:semiHidden/>
+    <w:qFormat/>
     <w:uiPriority w:val="9"/>
     <w:rPr>
       <w:rFonts w:asciiTheme="majorHAnsi" w:hAnsiTheme="majorHAnsi" w:eastAsiaTheme="majorEastAsia" w:cstheme="majorBidi"/>
@@ -17584,6 +17672,7 @@
     <w:basedOn w:val="132"/>
     <w:link w:val="10"/>
     <w:semiHidden/>
+    <w:qFormat/>
     <w:uiPriority w:val="9"/>
     <w:rPr>
       <w:rFonts w:asciiTheme="majorHAnsi" w:hAnsiTheme="majorHAnsi" w:eastAsiaTheme="majorEastAsia" w:cstheme="majorBidi"/>
@@ -17651,6 +17740,7 @@
     <w:name w:val="Intense Quote Char"/>
     <w:basedOn w:val="132"/>
     <w:link w:val="156"/>
+    <w:qFormat/>
     <w:uiPriority w:val="30"/>
     <w:rPr>
       <w:b/>

--- a/deliverables/01-项目总览.docx
+++ b/deliverables/01-项目总览.docx
@@ -671,7 +671,7 @@
                 <w:b/>
                 <w:sz w:val="19"/>
               </w:rPr>
-              <w:t>338,996</w:t>
+              <w:t>339,351</w:t>
             </w:r>
             <w:r>
               <w:rPr>
@@ -734,7 +734,7 @@
                 <w:b/>
                 <w:sz w:val="19"/>
               </w:rPr>
-              <w:t>270,581,097</w:t>
+              <w:t>270,627,557</w:t>
             </w:r>
           </w:p>
         </w:tc>
@@ -797,7 +797,7 @@
                 <w:b/>
                 <w:sz w:val="19"/>
               </w:rPr>
-              <w:t>1,610 MB</w:t>
+              <w:t>1,220 MB</w:t>
             </w:r>
             <w:r>
               <w:rPr>
@@ -873,7 +873,7 @@
                 <w:rFonts w:ascii="微软雅黑" w:hAnsi="微软雅黑" w:eastAsia="微软雅黑"/>
                 <w:sz w:val="19"/>
               </w:rPr>
-              <w:t>bge-m3 1024 维 · 法规级 18,861 + 条文级 334,779 · int8 量化约 347 MB</w:t>
+              <w:t>bge-m3 1024 维 · 法规级 18,861 + 条文级 334,779 · int8 量化约 310 MB</w:t>
             </w:r>
           </w:p>
         </w:tc>
@@ -1959,7 +1959,7 @@
                 <w:b/>
                 <w:sz w:val="19"/>
               </w:rPr>
-              <w:t>18,166 / 18,785</w:t>
+              <w:t>18,746 / 18,785</w:t>
             </w:r>
           </w:p>
         </w:tc>
@@ -1976,7 +1976,7 @@
                 <w:rFonts w:ascii="微软雅黑" w:hAnsi="微软雅黑" w:eastAsia="微软雅黑"/>
                 <w:sz w:val="19"/>
               </w:rPr>
-              <w:t>96.7%，来源与引擎逐条可查</w:t>
+              <w:t>99.79%，来源与引擎逐条可查</w:t>
             </w:r>
           </w:p>
         </w:tc>
@@ -3236,7 +3236,7 @@
           <w:rFonts w:ascii="Consolas" w:hAnsi="Consolas" w:eastAsia="Consolas"/>
           <w:sz w:val="18"/>
         </w:rPr>
-        <w:t>docs/                 本文档集（4 份）</w:t>
+        <w:t>docs/                 本文档集（11 份）</w:t>
       </w:r>
       <w:r>
         <w:rPr>
@@ -3250,7 +3250,7 @@
           <w:rFonts w:ascii="Consolas" w:hAnsi="Consolas" w:eastAsia="Consolas"/>
           <w:sz w:val="18"/>
         </w:rPr>
-        <w:t>deliverables/         对外交付（本 4 份的 docx 版）</w:t>
+        <w:t>deliverables/         对外交付（01–06 的 docx 版 + 07 附件2）</w:t>
       </w:r>
       <w:r>
         <w:rPr>
@@ -4010,7 +4010,7 @@
                 <w:rFonts w:ascii="微软雅黑" w:hAnsi="微软雅黑" w:eastAsia="微软雅黑"/>
                 <w:sz w:val="19"/>
               </w:rPr>
-              <w:t>向量基于清理前的 18,861 部 / 334,779 条构建；当前库为 18,785 / 338,996</w:t>
+              <w:t>向量基于清理前的 18,861 部 / 334,779 条构建；当前库为 18,785 / 339,351</w:t>
             </w:r>
           </w:p>
         </w:tc>
@@ -4239,7 +4239,7 @@
                 <w:rFonts w:ascii="微软雅黑" w:hAnsi="微软雅黑" w:eastAsia="微软雅黑"/>
                 <w:sz w:val="19"/>
               </w:rPr>
-              <w:t>5,321 部缺中文标题</w:t>
+              <w:t>39 部缺中文标题</w:t>
             </w:r>
           </w:p>
         </w:tc>
